--- a/yunqi-2026-cipu-forum/docs/08-未来大模型推理系统架构探索-李文韬.docx
+++ b/yunqi-2026-cipu-forum/docs/08-未来大模型推理系统架构探索-李文韬.docx
@@ -226,7 +226,515 @@
           <w:b/>
           <w:sz w:val="26"/>
         </w:rPr>
-        <w:t>三、技术展开与PPT佐证</w:t>
+        <w:t>三、关键技术指标对比与提升</w:t>
+      </w:r>
+    </w:p>
+    <w:p>
+      <w:pPr>
+        <w:spacing w:after="120" w:line="300" w:lineRule="auto"/>
+      </w:pPr>
+      <w:r>
+        <w:rPr>
+          <w:rFonts w:ascii="微软雅黑" w:hAnsi="微软雅黑" w:eastAsia="微软雅黑"/>
+          <w:b w:val="0"/>
+          <w:sz w:val="20"/>
+        </w:rPr>
+        <w:t>下表汇总本场（或跨场）可核对的关键指标：基线 → 改进后 → 提升幅度。后续洞察PPT可直接做成对比页。</w:t>
+      </w:r>
+    </w:p>
+    <w:tbl>
+      <w:tblPr>
+        <w:tblStyle w:val="TableGrid"/>
+        <w:tblW w:type="auto" w:w="0"/>
+        <w:tblLook w:firstColumn="1" w:firstRow="1" w:lastColumn="0" w:lastRow="0" w:noHBand="0" w:noVBand="1" w:val="04A0"/>
+      </w:tblPr>
+      <w:tblGrid>
+        <w:gridCol w:w="1930"/>
+        <w:gridCol w:w="1930"/>
+        <w:gridCol w:w="1930"/>
+        <w:gridCol w:w="1930"/>
+        <w:gridCol w:w="1930"/>
+      </w:tblGrid>
+      <w:tr>
+        <w:tc>
+          <w:tcPr>
+            <w:tcW w:type="dxa" w:w="1930"/>
+            <w:shd w:fill="D9E2F3" w:val="clear"/>
+          </w:tcPr>
+          <w:p>
+            <w:r>
+              <w:rPr>
+                <w:rFonts w:ascii="微软雅黑" w:hAnsi="微软雅黑" w:eastAsia="微软雅黑"/>
+                <w:b/>
+                <w:sz w:val="20"/>
+              </w:rPr>
+              <w:t>指标</w:t>
+            </w:r>
+          </w:p>
+        </w:tc>
+        <w:tc>
+          <w:tcPr>
+            <w:tcW w:type="dxa" w:w="1930"/>
+            <w:shd w:fill="D9E2F3" w:val="clear"/>
+          </w:tcPr>
+          <w:p>
+            <w:r>
+              <w:rPr>
+                <w:rFonts w:ascii="微软雅黑" w:hAnsi="微软雅黑" w:eastAsia="微软雅黑"/>
+                <w:b/>
+                <w:sz w:val="20"/>
+              </w:rPr>
+              <w:t>基线/对照</w:t>
+            </w:r>
+          </w:p>
+        </w:tc>
+        <w:tc>
+          <w:tcPr>
+            <w:tcW w:type="dxa" w:w="1930"/>
+            <w:shd w:fill="D9E2F3" w:val="clear"/>
+          </w:tcPr>
+          <w:p>
+            <w:r>
+              <w:rPr>
+                <w:rFonts w:ascii="微软雅黑" w:hAnsi="微软雅黑" w:eastAsia="微软雅黑"/>
+                <w:b/>
+                <w:sz w:val="20"/>
+              </w:rPr>
+              <w:t>改进后/方案</w:t>
+            </w:r>
+          </w:p>
+        </w:tc>
+        <w:tc>
+          <w:tcPr>
+            <w:tcW w:type="dxa" w:w="1930"/>
+            <w:shd w:fill="D9E2F3" w:val="clear"/>
+          </w:tcPr>
+          <w:p>
+            <w:r>
+              <w:rPr>
+                <w:rFonts w:ascii="微软雅黑" w:hAnsi="微软雅黑" w:eastAsia="微软雅黑"/>
+                <w:b/>
+                <w:sz w:val="20"/>
+              </w:rPr>
+              <w:t>提升/变化</w:t>
+            </w:r>
+          </w:p>
+        </w:tc>
+        <w:tc>
+          <w:tcPr>
+            <w:tcW w:type="dxa" w:w="1930"/>
+            <w:shd w:fill="D9E2F3" w:val="clear"/>
+          </w:tcPr>
+          <w:p>
+            <w:r>
+              <w:rPr>
+                <w:rFonts w:ascii="微软雅黑" w:hAnsi="微软雅黑" w:eastAsia="微软雅黑"/>
+                <w:b/>
+                <w:sz w:val="20"/>
+              </w:rPr>
+              <w:t>出处</w:t>
+            </w:r>
+          </w:p>
+        </w:tc>
+      </w:tr>
+      <w:tr>
+        <w:tc>
+          <w:tcPr>
+            <w:tcW w:type="dxa" w:w="1930"/>
+          </w:tcPr>
+          <w:p>
+            <w:r>
+              <w:rPr>
+                <w:rFonts w:ascii="微软雅黑" w:hAnsi="微软雅黑" w:eastAsia="微软雅黑"/>
+                <w:b w:val="0"/>
+                <w:sz w:val="18"/>
+              </w:rPr>
+              <w:t>上下文长度趋势</w:t>
+            </w:r>
+          </w:p>
+        </w:tc>
+        <w:tc>
+          <w:tcPr>
+            <w:tcW w:type="dxa" w:w="1930"/>
+          </w:tcPr>
+          <w:p>
+            <w:r>
+              <w:rPr>
+                <w:rFonts w:ascii="微软雅黑" w:hAnsi="微软雅黑" w:eastAsia="微软雅黑"/>
+                <w:b w:val="0"/>
+                <w:sz w:val="18"/>
+              </w:rPr>
+              <w:t>约 128K</w:t>
+            </w:r>
+          </w:p>
+        </w:tc>
+        <w:tc>
+          <w:tcPr>
+            <w:tcW w:type="dxa" w:w="1930"/>
+          </w:tcPr>
+          <w:p>
+            <w:r>
+              <w:rPr>
+                <w:rFonts w:ascii="微软雅黑" w:hAnsi="微软雅黑" w:eastAsia="微软雅黑"/>
+                <w:b w:val="0"/>
+                <w:sz w:val="18"/>
+              </w:rPr>
+              <w:t>约 1M 级</w:t>
+            </w:r>
+          </w:p>
+        </w:tc>
+        <w:tc>
+          <w:tcPr>
+            <w:tcW w:type="dxa" w:w="1930"/>
+          </w:tcPr>
+          <w:p>
+            <w:r>
+              <w:rPr>
+                <w:rFonts w:ascii="微软雅黑" w:hAnsi="微软雅黑" w:eastAsia="微软雅黑"/>
+                <w:b/>
+                <w:sz w:val="18"/>
+              </w:rPr>
+              <w:t>长上下文压力</w:t>
+            </w:r>
+          </w:p>
+        </w:tc>
+        <w:tc>
+          <w:tcPr>
+            <w:tcW w:type="dxa" w:w="1930"/>
+          </w:tcPr>
+          <w:p>
+            <w:r>
+              <w:rPr>
+                <w:rFonts w:ascii="微软雅黑" w:hAnsi="微软雅黑" w:eastAsia="微软雅黑"/>
+                <w:b w:val="0"/>
+                <w:sz w:val="18"/>
+              </w:rPr>
+              <w:t>模型趋势</w:t>
+            </w:r>
+          </w:p>
+        </w:tc>
+      </w:tr>
+      <w:tr>
+        <w:tc>
+          <w:tcPr>
+            <w:tcW w:type="dxa" w:w="1930"/>
+          </w:tcPr>
+          <w:p>
+            <w:r>
+              <w:rPr>
+                <w:rFonts w:ascii="微软雅黑" w:hAnsi="微软雅黑" w:eastAsia="微软雅黑"/>
+                <w:b w:val="0"/>
+                <w:sz w:val="18"/>
+              </w:rPr>
+              <w:t>MoE 参数形态例</w:t>
+            </w:r>
+          </w:p>
+        </w:tc>
+        <w:tc>
+          <w:tcPr>
+            <w:tcW w:type="dxa" w:w="1930"/>
+          </w:tcPr>
+          <w:p>
+            <w:r>
+              <w:rPr>
+                <w:rFonts w:ascii="微软雅黑" w:hAnsi="微软雅黑" w:eastAsia="微软雅黑"/>
+                <w:b w:val="0"/>
+                <w:sz w:val="18"/>
+              </w:rPr>
+              <w:t>—</w:t>
+            </w:r>
+          </w:p>
+        </w:tc>
+        <w:tc>
+          <w:tcPr>
+            <w:tcW w:type="dxa" w:w="1930"/>
+          </w:tcPr>
+          <w:p>
+            <w:r>
+              <w:rPr>
+                <w:rFonts w:ascii="微软雅黑" w:hAnsi="微软雅黑" w:eastAsia="微软雅黑"/>
+                <w:b w:val="0"/>
+                <w:sz w:val="18"/>
+              </w:rPr>
+              <w:t>总参可达 2.8T / 激活 ~95B</w:t>
+            </w:r>
+          </w:p>
+        </w:tc>
+        <w:tc>
+          <w:tcPr>
+            <w:tcW w:type="dxa" w:w="1930"/>
+          </w:tcPr>
+          <w:p>
+            <w:r>
+              <w:rPr>
+                <w:rFonts w:ascii="微软雅黑" w:hAnsi="微软雅黑" w:eastAsia="微软雅黑"/>
+                <w:b/>
+                <w:sz w:val="18"/>
+              </w:rPr>
+              <w:t>稀疏激活 vs 容量</w:t>
+            </w:r>
+          </w:p>
+        </w:tc>
+        <w:tc>
+          <w:tcPr>
+            <w:tcW w:type="dxa" w:w="1930"/>
+          </w:tcPr>
+          <w:p>
+            <w:r>
+              <w:rPr>
+                <w:rFonts w:ascii="微软雅黑" w:hAnsi="微软雅黑" w:eastAsia="微软雅黑"/>
+                <w:b w:val="0"/>
+                <w:sz w:val="18"/>
+              </w:rPr>
+              <w:t>模型趋势</w:t>
+            </w:r>
+          </w:p>
+        </w:tc>
+      </w:tr>
+      <w:tr>
+        <w:tc>
+          <w:tcPr>
+            <w:tcW w:type="dxa" w:w="1930"/>
+          </w:tcPr>
+          <w:p>
+            <w:r>
+              <w:rPr>
+                <w:rFonts w:ascii="微软雅黑" w:hAnsi="微软雅黑" w:eastAsia="微软雅黑"/>
+                <w:b w:val="0"/>
+                <w:sz w:val="18"/>
+              </w:rPr>
+              <w:t>Groq LPU 极端点（对照）</w:t>
+            </w:r>
+          </w:p>
+        </w:tc>
+        <w:tc>
+          <w:tcPr>
+            <w:tcW w:type="dxa" w:w="1930"/>
+          </w:tcPr>
+          <w:p>
+            <w:r>
+              <w:rPr>
+                <w:rFonts w:ascii="微软雅黑" w:hAnsi="微软雅黑" w:eastAsia="微软雅黑"/>
+                <w:b w:val="0"/>
+                <w:sz w:val="18"/>
+              </w:rPr>
+              <w:t>大容量 HBM 路线</w:t>
+            </w:r>
+          </w:p>
+        </w:tc>
+        <w:tc>
+          <w:tcPr>
+            <w:tcW w:type="dxa" w:w="1930"/>
+          </w:tcPr>
+          <w:p>
+            <w:r>
+              <w:rPr>
+                <w:rFonts w:ascii="微软雅黑" w:hAnsi="微软雅黑" w:eastAsia="微软雅黑"/>
+                <w:b w:val="0"/>
+                <w:sz w:val="18"/>
+              </w:rPr>
+              <w:t>~1200 TFLOPS FP8；SRAM ~250TB/s；~0.5GB</w:t>
+            </w:r>
+          </w:p>
+        </w:tc>
+        <w:tc>
+          <w:tcPr>
+            <w:tcW w:type="dxa" w:w="1930"/>
+          </w:tcPr>
+          <w:p>
+            <w:r>
+              <w:rPr>
+                <w:rFonts w:ascii="微软雅黑" w:hAnsi="微软雅黑" w:eastAsia="微软雅黑"/>
+                <w:b/>
+                <w:sz w:val="18"/>
+              </w:rPr>
+              <w:t>高带宽低容量</w:t>
+            </w:r>
+          </w:p>
+        </w:tc>
+        <w:tc>
+          <w:tcPr>
+            <w:tcW w:type="dxa" w:w="1930"/>
+          </w:tcPr>
+          <w:p>
+            <w:r>
+              <w:rPr>
+                <w:rFonts w:ascii="微软雅黑" w:hAnsi="微软雅黑" w:eastAsia="微软雅黑"/>
+                <w:b w:val="0"/>
+                <w:sz w:val="18"/>
+              </w:rPr>
+              <w:t>硬件对照</w:t>
+            </w:r>
+          </w:p>
+        </w:tc>
+      </w:tr>
+      <w:tr>
+        <w:tc>
+          <w:tcPr>
+            <w:tcW w:type="dxa" w:w="1930"/>
+          </w:tcPr>
+          <w:p>
+            <w:r>
+              <w:rPr>
+                <w:rFonts w:ascii="微软雅黑" w:hAnsi="微软雅黑" w:eastAsia="微软雅黑"/>
+                <w:b w:val="0"/>
+                <w:sz w:val="18"/>
+              </w:rPr>
+              <w:t>Hisim 仿真准确率</w:t>
+            </w:r>
+          </w:p>
+        </w:tc>
+        <w:tc>
+          <w:tcPr>
+            <w:tcW w:type="dxa" w:w="1930"/>
+          </w:tcPr>
+          <w:p>
+            <w:r>
+              <w:rPr>
+                <w:rFonts w:ascii="微软雅黑" w:hAnsi="微软雅黑" w:eastAsia="微软雅黑"/>
+                <w:b w:val="0"/>
+                <w:sz w:val="18"/>
+              </w:rPr>
+              <w:t>无实物猜测</w:t>
+            </w:r>
+          </w:p>
+        </w:tc>
+        <w:tc>
+          <w:tcPr>
+            <w:tcW w:type="dxa" w:w="1930"/>
+          </w:tcPr>
+          <w:p>
+            <w:r>
+              <w:rPr>
+                <w:rFonts w:ascii="微软雅黑" w:hAnsi="微软雅黑" w:eastAsia="微软雅黑"/>
+                <w:b w:val="0"/>
+                <w:sz w:val="18"/>
+              </w:rPr>
+              <w:t>整体 96%+</w:t>
+            </w:r>
+          </w:p>
+        </w:tc>
+        <w:tc>
+          <w:tcPr>
+            <w:tcW w:type="dxa" w:w="1930"/>
+          </w:tcPr>
+          <w:p>
+            <w:r>
+              <w:rPr>
+                <w:rFonts w:ascii="微软雅黑" w:hAnsi="微软雅黑" w:eastAsia="微软雅黑"/>
+                <w:b/>
+                <w:sz w:val="18"/>
+              </w:rPr>
+              <w:t>选型前移</w:t>
+            </w:r>
+          </w:p>
+        </w:tc>
+        <w:tc>
+          <w:tcPr>
+            <w:tcW w:type="dxa" w:w="1930"/>
+          </w:tcPr>
+          <w:p>
+            <w:r>
+              <w:rPr>
+                <w:rFonts w:ascii="微软雅黑" w:hAnsi="微软雅黑" w:eastAsia="微软雅黑"/>
+                <w:b w:val="0"/>
+                <w:sz w:val="18"/>
+              </w:rPr>
+              <w:t>Insight/Hisim</w:t>
+            </w:r>
+          </w:p>
+        </w:tc>
+      </w:tr>
+      <w:tr>
+        <w:tc>
+          <w:tcPr>
+            <w:tcW w:type="dxa" w:w="1930"/>
+          </w:tcPr>
+          <w:p>
+            <w:r>
+              <w:rPr>
+                <w:rFonts w:ascii="微软雅黑" w:hAnsi="微软雅黑" w:eastAsia="微软雅黑"/>
+                <w:b w:val="0"/>
+                <w:sz w:val="18"/>
+              </w:rPr>
+              <w:t>架构形态</w:t>
+            </w:r>
+          </w:p>
+        </w:tc>
+        <w:tc>
+          <w:tcPr>
+            <w:tcW w:type="dxa" w:w="1930"/>
+          </w:tcPr>
+          <w:p>
+            <w:r>
+              <w:rPr>
+                <w:rFonts w:ascii="微软雅黑" w:hAnsi="微软雅黑" w:eastAsia="微软雅黑"/>
+                <w:b w:val="0"/>
+                <w:sz w:val="18"/>
+              </w:rPr>
+              <w:t>单卡/同构堆叠</w:t>
+            </w:r>
+          </w:p>
+        </w:tc>
+        <w:tc>
+          <w:tcPr>
+            <w:tcW w:type="dxa" w:w="1930"/>
+          </w:tcPr>
+          <w:p>
+            <w:r>
+              <w:rPr>
+                <w:rFonts w:ascii="微软雅黑" w:hAnsi="微软雅黑" w:eastAsia="微软雅黑"/>
+                <w:b w:val="0"/>
+                <w:sz w:val="18"/>
+              </w:rPr>
+              <w:t>P/D + AFD；A卡/LPU F卡</w:t>
+            </w:r>
+          </w:p>
+        </w:tc>
+        <w:tc>
+          <w:tcPr>
+            <w:tcW w:type="dxa" w:w="1930"/>
+          </w:tcPr>
+          <w:p>
+            <w:r>
+              <w:rPr>
+                <w:rFonts w:ascii="微软雅黑" w:hAnsi="微软雅黑" w:eastAsia="微软雅黑"/>
+                <w:b/>
+                <w:sz w:val="18"/>
+              </w:rPr>
+              <w:t>按阶段/算子拆分</w:t>
+            </w:r>
+          </w:p>
+        </w:tc>
+        <w:tc>
+          <w:tcPr>
+            <w:tcW w:type="dxa" w:w="1930"/>
+          </w:tcPr>
+          <w:p>
+            <w:r>
+              <w:rPr>
+                <w:rFonts w:ascii="微软雅黑" w:hAnsi="微软雅黑" w:eastAsia="微软雅黑"/>
+                <w:b w:val="0"/>
+                <w:sz w:val="18"/>
+              </w:rPr>
+              <w:t>未来架构</w:t>
+            </w:r>
+          </w:p>
+        </w:tc>
+      </w:tr>
+    </w:tbl>
+    <w:p/>
+    <w:p>
+      <w:pPr>
+        <w:pStyle w:val="Heading2"/>
+      </w:pPr>
+      <w:r>
+        <w:rPr>
+          <w:rFonts w:ascii="微软雅黑" w:hAnsi="微软雅黑" w:eastAsia="微软雅黑"/>
+          <w:b/>
+          <w:sz w:val="26"/>
+        </w:rPr>
+        <w:t>四、技术展开与PPT佐证</w:t>
       </w:r>
     </w:p>
     <w:p>
@@ -1129,7 +1637,7 @@
           <w:b/>
           <w:sz w:val="26"/>
         </w:rPr>
-        <w:t>四、面向未来的洞察（洞察PPT素材）</w:t>
+        <w:t>五、面向未来的洞察（洞察PPT素材）</w:t>
       </w:r>
     </w:p>
     <w:p>
@@ -1142,7 +1650,7 @@
           <w:b w:val="0"/>
           <w:sz w:val="20"/>
         </w:rPr>
-        <w:t>本节可直接拆成洞察PPT的判断页/动作页/金句页。</w:t>
+        <w:t>本节可直接拆成洞察PPT的判断页/对比页/动作页/金句页；指标对比见上文表格。</w:t>
       </w:r>
     </w:p>
     <w:p>
@@ -1405,6 +1913,20 @@
           <w:sz w:val="22"/>
         </w:rPr>
         <w:t>洞察金句：先拆分，再堆料；先仿真，再到柜。</w:t>
+      </w:r>
+    </w:p>
+    <w:p>
+      <w:pPr>
+        <w:pStyle w:val="ListBullet"/>
+        <w:spacing w:after="60"/>
+      </w:pPr>
+      <w:r>
+        <w:rPr>
+          <w:rFonts w:ascii="微软雅黑" w:hAnsi="微软雅黑" w:eastAsia="微软雅黑"/>
+          <w:b w:val="0"/>
+          <w:sz w:val="22"/>
+        </w:rPr>
+        <w:t>页建议：Hisim 96%+ 与 P/D+AFD 拆分收益假设页。</w:t>
       </w:r>
     </w:p>
     <w:sectPr>
